--- a/菲佣常见问题与应对办法（经验整理）.docx
+++ b/菲佣常见问题与应对办法（经验整理）.docx
@@ -3066,7 +3066,7 @@
         <w:t>抵港后须参加 PAOS 入职宣讲会：</w:t>
       </w:r>
       <w:r>
-        <w:t>香港金钟皇后大道 95 号合众大厦 18 楼，下午 1:15 开始，迟到不得入场，须带护照原件；改期须经中介重新预约（联络电邮 paoshongkong@gmail.com）。</w:t>
+        <w:t>香港金钟皇后大道 95 号合众大厦 18 楼，下午 1:15 开始，迟到不得入场，须带护照原件；改期须经中介重新预约（联络电邮 （聯絡電郵見原文，此處隱去））。</w:t>
       </w:r>
     </w:p>
     <w:p>
